--- a/klagomål/A 36434-2026 FSC-klagomål.docx
+++ b/klagomål/A 36434-2026 FSC-klagomål.docx
@@ -679,7 +679,7 @@
     <w:r>
       <w:tab/>
       <w:tab/>
-      <w:t>2026-09-14</w:t>
+      <w:t>2026-09-15</w:t>
       <w:br/>
       <w:br/>
     </w:r>

--- a/klagomål/A 36434-2026 FSC-klagomål.docx
+++ b/klagomål/A 36434-2026 FSC-klagomål.docx
@@ -679,7 +679,7 @@
     <w:r>
       <w:tab/>
       <w:tab/>
-      <w:t>2026-09-15</w:t>
+      <w:t>2026-09-16</w:t>
       <w:br/>
       <w:br/>
     </w:r>

--- a/klagomål/A 36434-2026 FSC-klagomål.docx
+++ b/klagomål/A 36434-2026 FSC-klagomål.docx
@@ -679,7 +679,7 @@
     <w:r>
       <w:tab/>
       <w:tab/>
-      <w:t>2026-09-16</w:t>
+      <w:t>2026-09-17</w:t>
       <w:br/>
       <w:br/>
     </w:r>

--- a/klagomål/A 36434-2026 FSC-klagomål.docx
+++ b/klagomål/A 36434-2026 FSC-klagomål.docx
@@ -679,7 +679,7 @@
     <w:r>
       <w:tab/>
       <w:tab/>
-      <w:t>2026-09-17</w:t>
+      <w:t>2026-09-18</w:t>
       <w:br/>
       <w:br/>
     </w:r>

--- a/klagomål/A 36434-2026 FSC-klagomål.docx
+++ b/klagomål/A 36434-2026 FSC-klagomål.docx
@@ -679,7 +679,7 @@
     <w:r>
       <w:tab/>
       <w:tab/>
-      <w:t>2026-09-18</w:t>
+      <w:t>2026-09-19</w:t>
       <w:br/>
       <w:br/>
     </w:r>

--- a/klagomål/A 36434-2026 FSC-klagomål.docx
+++ b/klagomål/A 36434-2026 FSC-klagomål.docx
@@ -679,7 +679,7 @@
     <w:r>
       <w:tab/>
       <w:tab/>
-      <w:t>2026-09-19</w:t>
+      <w:t>2026-09-21</w:t>
       <w:br/>
       <w:br/>
     </w:r>

--- a/klagomål/A 36434-2026 FSC-klagomål.docx
+++ b/klagomål/A 36434-2026 FSC-klagomål.docx
@@ -679,7 +679,7 @@
     <w:r>
       <w:tab/>
       <w:tab/>
-      <w:t>2026-09-21</w:t>
+      <w:t>2026-09-23</w:t>
       <w:br/>
       <w:br/>
     </w:r>

--- a/klagomål/A 36434-2026 FSC-klagomål.docx
+++ b/klagomål/A 36434-2026 FSC-klagomål.docx
@@ -679,7 +679,7 @@
     <w:r>
       <w:tab/>
       <w:tab/>
-      <w:t>2026-09-23</w:t>
+      <w:t>2026-09-24</w:t>
       <w:br/>
       <w:br/>
     </w:r>

--- a/klagomål/A 36434-2026 FSC-klagomål.docx
+++ b/klagomål/A 36434-2026 FSC-klagomål.docx
@@ -679,7 +679,7 @@
     <w:r>
       <w:tab/>
       <w:tab/>
-      <w:t>2026-09-24</w:t>
+      <w:t>2026-09-25</w:t>
       <w:br/>
       <w:br/>
     </w:r>

--- a/klagomål/A 36434-2026 FSC-klagomål.docx
+++ b/klagomål/A 36434-2026 FSC-klagomål.docx
@@ -679,7 +679,7 @@
     <w:r>
       <w:tab/>
       <w:tab/>
-      <w:t>2026-09-25</w:t>
+      <w:t>2026-09-26</w:t>
       <w:br/>
       <w:br/>
     </w:r>

--- a/klagomål/A 36434-2026 FSC-klagomål.docx
+++ b/klagomål/A 36434-2026 FSC-klagomål.docx
@@ -679,7 +679,7 @@
     <w:r>
       <w:tab/>
       <w:tab/>
-      <w:t>2026-09-26</w:t>
+      <w:t>2026-09-27</w:t>
       <w:br/>
       <w:br/>
     </w:r>

--- a/klagomål/A 36434-2026 FSC-klagomål.docx
+++ b/klagomål/A 36434-2026 FSC-klagomål.docx
@@ -679,7 +679,7 @@
     <w:r>
       <w:tab/>
       <w:tab/>
-      <w:t>2026-09-27</w:t>
+      <w:t>2026-09-28</w:t>
       <w:br/>
       <w:br/>
     </w:r>

--- a/klagomål/A 36434-2026 FSC-klagomål.docx
+++ b/klagomål/A 36434-2026 FSC-klagomål.docx
@@ -679,7 +679,7 @@
     <w:r>
       <w:tab/>
       <w:tab/>
-      <w:t>2026-09-28</w:t>
+      <w:t>2026-09-29</w:t>
       <w:br/>
       <w:br/>
     </w:r>

--- a/klagomål/A 36434-2026 FSC-klagomål.docx
+++ b/klagomål/A 36434-2026 FSC-klagomål.docx
@@ -679,7 +679,7 @@
     <w:r>
       <w:tab/>
       <w:tab/>
-      <w:t>2026-09-29</w:t>
+      <w:t>2026-09-30</w:t>
       <w:br/>
       <w:br/>
     </w:r>

--- a/klagomål/A 36434-2026 FSC-klagomål.docx
+++ b/klagomål/A 36434-2026 FSC-klagomål.docx
@@ -679,7 +679,7 @@
     <w:r>
       <w:tab/>
       <w:tab/>
-      <w:t>2026-09-30</w:t>
+      <w:t>2026-10-01</w:t>
       <w:br/>
       <w:br/>
     </w:r>

--- a/klagomål/A 36434-2026 FSC-klagomål.docx
+++ b/klagomål/A 36434-2026 FSC-klagomål.docx
@@ -679,7 +679,7 @@
     <w:r>
       <w:tab/>
       <w:tab/>
-      <w:t>2026-10-01</w:t>
+      <w:t>2026-10-02</w:t>
       <w:br/>
       <w:br/>
     </w:r>

--- a/klagomål/A 36434-2026 FSC-klagomål.docx
+++ b/klagomål/A 36434-2026 FSC-klagomål.docx
@@ -679,7 +679,7 @@
     <w:r>
       <w:tab/>
       <w:tab/>
-      <w:t>2026-10-02</w:t>
+      <w:t>2026-10-03</w:t>
       <w:br/>
       <w:br/>
     </w:r>

--- a/klagomål/A 36434-2026 FSC-klagomål.docx
+++ b/klagomål/A 36434-2026 FSC-klagomål.docx
@@ -679,7 +679,7 @@
     <w:r>
       <w:tab/>
       <w:tab/>
-      <w:t>2026-10-03</w:t>
+      <w:t>2026-10-04</w:t>
       <w:br/>
       <w:br/>
     </w:r>

--- a/klagomål/A 36434-2026 FSC-klagomål.docx
+++ b/klagomål/A 36434-2026 FSC-klagomål.docx
@@ -679,7 +679,7 @@
     <w:r>
       <w:tab/>
       <w:tab/>
-      <w:t>2026-10-04</w:t>
+      <w:t>2026-10-05</w:t>
       <w:br/>
       <w:br/>
     </w:r>

--- a/klagomål/A 36434-2026 FSC-klagomål.docx
+++ b/klagomål/A 36434-2026 FSC-klagomål.docx
@@ -679,7 +679,7 @@
     <w:r>
       <w:tab/>
       <w:tab/>
-      <w:t>2026-10-05</w:t>
+      <w:t>2026-10-06</w:t>
       <w:br/>
       <w:br/>
     </w:r>

--- a/klagomål/A 36434-2026 FSC-klagomål.docx
+++ b/klagomål/A 36434-2026 FSC-klagomål.docx
@@ -679,7 +679,7 @@
     <w:r>
       <w:tab/>
       <w:tab/>
-      <w:t>2026-10-06</w:t>
+      <w:t>2026-10-07</w:t>
       <w:br/>
       <w:br/>
     </w:r>

--- a/klagomål/A 36434-2026 FSC-klagomål.docx
+++ b/klagomål/A 36434-2026 FSC-klagomål.docx
@@ -679,7 +679,7 @@
     <w:r>
       <w:tab/>
       <w:tab/>
-      <w:t>2026-10-07</w:t>
+      <w:t>2026-10-08</w:t>
       <w:br/>
       <w:br/>
     </w:r>

--- a/klagomål/A 36434-2026 FSC-klagomål.docx
+++ b/klagomål/A 36434-2026 FSC-klagomål.docx
@@ -679,7 +679,7 @@
     <w:r>
       <w:tab/>
       <w:tab/>
-      <w:t>2026-10-08</w:t>
+      <w:t>2026-10-09</w:t>
       <w:br/>
       <w:br/>
     </w:r>

--- a/klagomål/A 36434-2026 FSC-klagomål.docx
+++ b/klagomål/A 36434-2026 FSC-klagomål.docx
@@ -679,7 +679,7 @@
     <w:r>
       <w:tab/>
       <w:tab/>
-      <w:t>2026-10-09</w:t>
+      <w:t>2026-10-10</w:t>
       <w:br/>
       <w:br/>
     </w:r>

--- a/klagomål/A 36434-2026 FSC-klagomål.docx
+++ b/klagomål/A 36434-2026 FSC-klagomål.docx
@@ -679,7 +679,7 @@
     <w:r>
       <w:tab/>
       <w:tab/>
-      <w:t>2026-10-10</w:t>
+      <w:t>2026-10-11</w:t>
       <w:br/>
       <w:br/>
     </w:r>

--- a/klagomål/A 36434-2026 FSC-klagomål.docx
+++ b/klagomål/A 36434-2026 FSC-klagomål.docx
@@ -679,7 +679,7 @@
     <w:r>
       <w:tab/>
       <w:tab/>
-      <w:t>2026-10-11</w:t>
+      <w:t>2026-10-12</w:t>
       <w:br/>
       <w:br/>
     </w:r>

--- a/klagomål/A 36434-2026 FSC-klagomål.docx
+++ b/klagomål/A 36434-2026 FSC-klagomål.docx
@@ -679,7 +679,7 @@
     <w:r>
       <w:tab/>
       <w:tab/>
-      <w:t>2026-10-12</w:t>
+      <w:t>2026-10-13</w:t>
       <w:br/>
       <w:br/>
     </w:r>

--- a/klagomål/A 36434-2026 FSC-klagomål.docx
+++ b/klagomål/A 36434-2026 FSC-klagomål.docx
@@ -679,7 +679,7 @@
     <w:r>
       <w:tab/>
       <w:tab/>
-      <w:t>2026-10-13</w:t>
+      <w:t>2026-10-14</w:t>
       <w:br/>
       <w:br/>
     </w:r>

--- a/klagomål/A 36434-2026 FSC-klagomål.docx
+++ b/klagomål/A 36434-2026 FSC-klagomål.docx
@@ -679,7 +679,7 @@
     <w:r>
       <w:tab/>
       <w:tab/>
-      <w:t>2026-10-14</w:t>
+      <w:t>2026-10-15</w:t>
       <w:br/>
       <w:br/>
     </w:r>

--- a/klagomål/A 36434-2026 FSC-klagomål.docx
+++ b/klagomål/A 36434-2026 FSC-klagomål.docx
@@ -679,7 +679,7 @@
     <w:r>
       <w:tab/>
       <w:tab/>
-      <w:t>2026-10-15</w:t>
+      <w:t>2026-10-16</w:t>
       <w:br/>
       <w:br/>
     </w:r>

--- a/klagomål/A 36434-2026 FSC-klagomål.docx
+++ b/klagomål/A 36434-2026 FSC-klagomål.docx
@@ -679,7 +679,7 @@
     <w:r>
       <w:tab/>
       <w:tab/>
-      <w:t>2026-10-16</w:t>
+      <w:t>2026-10-17</w:t>
       <w:br/>
       <w:br/>
     </w:r>

--- a/klagomål/A 36434-2026 FSC-klagomål.docx
+++ b/klagomål/A 36434-2026 FSC-klagomål.docx
@@ -679,7 +679,7 @@
     <w:r>
       <w:tab/>
       <w:tab/>
-      <w:t>2026-10-17</w:t>
+      <w:t>2026-10-18</w:t>
       <w:br/>
       <w:br/>
     </w:r>

--- a/klagomål/A 36434-2026 FSC-klagomål.docx
+++ b/klagomål/A 36434-2026 FSC-klagomål.docx
@@ -679,7 +679,7 @@
     <w:r>
       <w:tab/>
       <w:tab/>
-      <w:t>2026-10-18</w:t>
+      <w:t>2026-10-19</w:t>
       <w:br/>
       <w:br/>
     </w:r>

--- a/klagomål/A 36434-2026 FSC-klagomål.docx
+++ b/klagomål/A 36434-2026 FSC-klagomål.docx
@@ -679,7 +679,7 @@
     <w:r>
       <w:tab/>
       <w:tab/>
-      <w:t>2026-10-19</w:t>
+      <w:t>2026-10-20</w:t>
       <w:br/>
       <w:br/>
     </w:r>

--- a/klagomål/A 36434-2026 FSC-klagomål.docx
+++ b/klagomål/A 36434-2026 FSC-klagomål.docx
@@ -679,7 +679,7 @@
     <w:r>
       <w:tab/>
       <w:tab/>
-      <w:t>2026-10-20</w:t>
+      <w:t>2026-10-21</w:t>
       <w:br/>
       <w:br/>
     </w:r>

--- a/klagomål/A 36434-2026 FSC-klagomål.docx
+++ b/klagomål/A 36434-2026 FSC-klagomål.docx
@@ -221,7 +221,7 @@
     </w:p>
     <w:p>
       <w:r>
-        <w:t>I och inom 14 meter från avverkningsanmälan finns fynd av 3 naturvårdsarter, varav 2 är rödlistade, 1 är fridlyst och 1 är signalart (S): ask (EN), ägretthäger (NT, §4) och fransig jordstjärna (S). Se Figur 1.</w:t>
+        <w:t>I och inom 14 meter från avverkningsanmälan finns fynd av 7 naturvårdsarter, varav 5 är rödlistade, 1 är fridlyst, 3 är typiska (T) och 1 är signalart (S): ask (EN), dropptaggsvamp (NT, T), motaggsvamp (NT, T), skarp dropptaggsvamp (NT), ägretthäger (NT, §4), fransig jordstjärna (S) och linnea (T). Se Figur 1.</w:t>
       </w:r>
     </w:p>
     <w:p>
@@ -256,6 +256,77 @@
       </w:r>
       <w:r>
         <w:t xml:space="preserve"> växer naturligt på frisk till fuktig, näringsrik, mullrik mark, gärna med rörligt, ytnära grundvatten. Asken är mycket viktig för den biologiska mångfalden och den är värd för minst 213 arter i olika organismgrupper, av vilka åtminstone 42 är askspecialister, ytterligare 8 arter förekommer endast på ask och alm. Bland dessa kan nämnas asknätfjäril (EN, §4a), askvårtlav (EN) och askpraktbagge (NT). Det finns en ökad risk att dessa arter försvinner när populationen av ask minskar. Asken är kraftigt drabbad av askskottsjukan, men angripna askar bör inte avverkas eftersom det är så många andra arter knutna till ask, såväl till döda som till levande träd. Eftersom sjukdomen är vindspridd så finns den redan nästan överallt där det finns askar, och till skillnad från almsjukan så förhindrar eller försvårar man inte spridningen genom att ta bort träd. Asken är globalt rödlistad som nära hotad (NT) vilket medför ett internationellt ansvar för arten (SLU Artdatabanken, 2026; IUCN, 2017).</w:t>
+      </w:r>
+    </w:p>
+    <w:p>
+      <w:r>
+        <w:rPr>
+          <w:b/>
+        </w:rPr>
+        <w:t>Dropptaggsvamp (NT)</w:t>
+      </w:r>
+      <w:r>
+        <w:t xml:space="preserve"> bildar mykorrhiza med tall, främst i barrskog med trädkontinuitet, i magra, torra och ljusöppna lavtallskogar och i barrblandskogar med friskmossor och lingon i fältskiktet. Den totala populationen i landet har minskat och bedöms fortsätta minska till följd av slutavverkningar av tallskog. Det är högst oklart om arten långsiktigt kan etablera och reproducera sig i skogsbestånd som brukas med trakthyggesmetoder, markberedning, gödsling eller föryngring med förädlat plantmaterial. Uppfyller kriterierna för att bli rödlistad på grund av ny kunskap som visar att en större andel av populationen än tidigare bedömt är knuten till kontinuitetsbarrskog. Minskningstakten för den svenska populationen bedöms vara nära gränsvärdet för Sårbar (VU). Dropptaggsvamp är typisk art för </w:t>
+      </w:r>
+      <w:r>
+        <w:rPr>
+          <w:i/>
+        </w:rPr>
+        <w:t xml:space="preserve">9010 Taiga </w:t>
+      </w:r>
+      <w:r>
+        <w:t>(SLU Artdatabanken, 2026).</w:t>
+      </w:r>
+    </w:p>
+    <w:p>
+      <w:r>
+        <w:rPr>
+          <w:b/>
+        </w:rPr>
+        <w:t xml:space="preserve">Motaggsvamp (NT) </w:t>
+      </w:r>
+      <w:r>
+        <w:t xml:space="preserve">bildar mykorrhiza med tall i tallskog och hittas huvudsakligen i äldre, glesare skogsbestånd och hällmarksimpediment. Arten hotas främst av skogsavverkning och tycks försvinna efter slutavverkning, markberedning och plantering. Motaggsvamp är typisk art för </w:t>
+      </w:r>
+      <w:r>
+        <w:rPr>
+          <w:i/>
+        </w:rPr>
+        <w:t>9010 Taiga</w:t>
+      </w:r>
+      <w:r>
+        <w:t xml:space="preserve"> (SLU Artdatabanken, 2024).</w:t>
+      </w:r>
+    </w:p>
+    <w:p>
+      <w:r>
+        <w:rPr>
+          <w:b/>
+        </w:rPr>
+        <w:t xml:space="preserve">Skarp dropptaggsvamp (NT) </w:t>
+      </w:r>
+      <w:r>
+        <w:t>bildar mykorrhiza med både gran och tall, främst i barrskogar med trädkontinuitet. Arten uppträder dels i näringsrik kalkbarrskog och dels i sur lavtallskog. Kalkbarrskogarna är ofta grandominerade, olikåldriga och skiktade på frisk mark med ett örtrikt vegetationsskikt. Lavtallskogarna är i regel magra, torra, ljusöppna och ofta brandpräglade. Den totala populationen i landet har minskat och bedöms fortsätta minska till följd av avverkning av äldre barrskogar. Arten har begränsad förmåga att återetablera sig efter slutavverkning eller andra storskaliga skogsbruksåtgärder. Det saknas indikationer på att arten långsiktigt kan etablera eller reproducera sig i skogsbestånd som brukas med metoder som trakthyggesbruk, markberedning, gödsling eller föryngring med förädlat plantmaterial. Minskningstakten för den svenska populationen bedöms vara nära gränsvärdet för Sårbar (VU) (SLU Artdatabanken, 2026).</w:t>
+      </w:r>
+    </w:p>
+    <w:p>
+      <w:r>
+        <w:rPr>
+          <w:b/>
+        </w:rPr>
+        <w:t xml:space="preserve">Linnea </w:t>
+      </w:r>
+      <w:r>
+        <w:t xml:space="preserve">är typisk art för </w:t>
+      </w:r>
+      <w:r>
+        <w:rPr>
+          <w:i/>
+        </w:rPr>
+        <w:t>9010 Taiga</w:t>
+      </w:r>
+      <w:r>
+        <w:t>. På linnea kan man hitta sporsäcksvampen linnealudd (SLU Artdatabanken, 2025).</w:t>
       </w:r>
     </w:p>
     <w:p>
@@ -364,7 +435,7 @@
         <w:rPr>
           <w:i/>
         </w:rPr>
-        <w:t>I det avverkningsanmälda skogsområdet har 3 naturvårdsarter varav 2 rödlistade arter sina livsmiljöer och växtplatser.</w:t>
+        <w:t>I det avverkningsanmälda skogsområdet har 7 naturvårdsarter varav 5 rödlistade arter sina livsmiljöer och växtplatser.</w:t>
       </w:r>
     </w:p>
     <w:p>
@@ -679,7 +750,7 @@
     <w:r>
       <w:tab/>
       <w:tab/>
-      <w:t>2026-10-21</w:t>
+      <w:t>2026-10-22</w:t>
       <w:br/>
       <w:br/>
     </w:r>

--- a/klagomål/A 36434-2026 FSC-klagomål.docx
+++ b/klagomål/A 36434-2026 FSC-klagomål.docx
@@ -750,7 +750,7 @@
     <w:r>
       <w:tab/>
       <w:tab/>
-      <w:t>2026-10-22</w:t>
+      <w:t>2026-10-23</w:t>
       <w:br/>
       <w:br/>
     </w:r>

--- a/klagomål/A 36434-2026 FSC-klagomål.docx
+++ b/klagomål/A 36434-2026 FSC-klagomål.docx
@@ -750,7 +750,7 @@
     <w:r>
       <w:tab/>
       <w:tab/>
-      <w:t>2026-10-23</w:t>
+      <w:t>2026-10-24</w:t>
       <w:br/>
       <w:br/>
     </w:r>

--- a/klagomål/A 36434-2026 FSC-klagomål.docx
+++ b/klagomål/A 36434-2026 FSC-klagomål.docx
@@ -750,7 +750,7 @@
     <w:r>
       <w:tab/>
       <w:tab/>
-      <w:t>2026-10-24</w:t>
+      <w:t>2026-10-25</w:t>
       <w:br/>
       <w:br/>
     </w:r>

--- a/klagomål/A 36434-2026 FSC-klagomål.docx
+++ b/klagomål/A 36434-2026 FSC-klagomål.docx
@@ -750,7 +750,7 @@
     <w:r>
       <w:tab/>
       <w:tab/>
-      <w:t>2026-10-25</w:t>
+      <w:t>2026-10-26</w:t>
       <w:br/>
       <w:br/>
     </w:r>

--- a/klagomål/A 36434-2026 FSC-klagomål.docx
+++ b/klagomål/A 36434-2026 FSC-klagomål.docx
@@ -750,7 +750,7 @@
     <w:r>
       <w:tab/>
       <w:tab/>
-      <w:t>2026-10-26</w:t>
+      <w:t>2026-10-27</w:t>
       <w:br/>
       <w:br/>
     </w:r>

--- a/klagomål/A 36434-2026 FSC-klagomål.docx
+++ b/klagomål/A 36434-2026 FSC-klagomål.docx
@@ -750,7 +750,7 @@
     <w:r>
       <w:tab/>
       <w:tab/>
-      <w:t>2026-10-27</w:t>
+      <w:t>2026-10-28</w:t>
       <w:br/>
       <w:br/>
     </w:r>

--- a/klagomål/A 36434-2026 FSC-klagomål.docx
+++ b/klagomål/A 36434-2026 FSC-klagomål.docx
@@ -750,7 +750,7 @@
     <w:r>
       <w:tab/>
       <w:tab/>
-      <w:t>2026-10-28</w:t>
+      <w:t>2026-10-29</w:t>
       <w:br/>
       <w:br/>
     </w:r>

--- a/klagomål/A 36434-2026 FSC-klagomål.docx
+++ b/klagomål/A 36434-2026 FSC-klagomål.docx
@@ -750,7 +750,7 @@
     <w:r>
       <w:tab/>
       <w:tab/>
-      <w:t>2026-10-29</w:t>
+      <w:t>2026-10-31</w:t>
       <w:br/>
       <w:br/>
     </w:r>
